--- a/Programacion II/Kit docente/Proyecto Integrador/Guia Docente PI - Programacion II - 2026-2.docx
+++ b/Programacion II/Kit docente/Proyecto Integrador/Guia Docente PI - Programacion II - 2026-2.docx
@@ -468,7 +468,7 @@
                 <w:color w:val="2B2B2B"/>
                 <w:sz w:val="20"/>
               </w:rPr>
-              <w:t>Ensayo cronometrado de la sustentacion</w:t>
+              <w:t>Ensayo cronometrado de la sustentacion (15 + 5 min)</w:t>
             </w:r>
           </w:p>
         </w:tc>
@@ -488,7 +488,7 @@
                 <w:color w:val="2B2B2B"/>
                 <w:sz w:val="20"/>
               </w:rPr>
-              <w:t>S13 (Clase 15)</w:t>
+              <w:t>Plazo</w:t>
             </w:r>
           </w:p>
         </w:tc>
@@ -506,7 +506,7 @@
                 <w:color w:val="2B2B2B"/>
                 <w:sz w:val="20"/>
               </w:rPr>
-              <w:t>18/11</w:t>
+              <w:t>dom 15/11</w:t>
             </w:r>
           </w:p>
         </w:tc>
@@ -524,7 +524,60 @@
                 <w:color w:val="2B2B2B"/>
                 <w:sz w:val="20"/>
               </w:rPr>
-              <w:t>Parcial 3 + sustentacion final</w:t>
+              <w:t>Cierra la entrega en ExamLab (11:59 p. m.): un .zip + enlace por estudiante</w:t>
+            </w:r>
+          </w:p>
+        </w:tc>
+      </w:tr>
+      <w:tr>
+        <w:tc>
+          <w:tcPr>
+            <w:tcW w:type="dxa" w:w="3264"/>
+          </w:tcPr>
+          <w:p>
+            <w:r/>
+            <w:r>
+              <w:rPr>
+                <w:rFonts w:ascii="Calibri" w:hAnsi="Calibri" w:eastAsia="Calibri"/>
+                <w:b w:val="0"/>
+                <w:color w:val="2B2B2B"/>
+                <w:sz w:val="20"/>
+              </w:rPr>
+              <w:t>S13 (Clase 15)</w:t>
+            </w:r>
+          </w:p>
+        </w:tc>
+        <w:tc>
+          <w:tcPr>
+            <w:tcW w:type="dxa" w:w="3264"/>
+          </w:tcPr>
+          <w:p>
+            <w:r/>
+            <w:r>
+              <w:rPr>
+                <w:rFonts w:ascii="Calibri" w:hAnsi="Calibri" w:eastAsia="Calibri"/>
+                <w:b w:val="0"/>
+                <w:color w:val="2B2B2B"/>
+                <w:sz w:val="20"/>
+              </w:rPr>
+              <w:t>18/11</w:t>
+            </w:r>
+          </w:p>
+        </w:tc>
+        <w:tc>
+          <w:tcPr>
+            <w:tcW w:type="dxa" w:w="3264"/>
+          </w:tcPr>
+          <w:p>
+            <w:r/>
+            <w:r>
+              <w:rPr>
+                <w:rFonts w:ascii="Calibri" w:hAnsi="Calibri" w:eastAsia="Calibri"/>
+                <w:b w:val="0"/>
+                <w:color w:val="2B2B2B"/>
+                <w:sz w:val="20"/>
+              </w:rPr>
+              <w:t>Parcial 3 + sustentacion final en turnos de 20 min (15 + 5)</w:t>
             </w:r>
           </w:p>
         </w:tc>
@@ -638,7 +691,7 @@
           <w:color w:val="2B2B2B"/>
           <w:sz w:val="22"/>
         </w:rPr>
-        <w:t>ZIP o repositorio con el codigo fuente compilable.</w:t>
+        <w:t>El .zip con el codigo fuente compilable Y el enlace al repositorio: los dos son obligatorios.</w:t>
       </w:r>
     </w:p>
     <w:p>
@@ -669,6 +722,81 @@
           <w:sz w:val="22"/>
         </w:rPr>
         <w:t>Captura de la aplicacion corriendo + manual breve.</w:t>
+      </w:r>
+    </w:p>
+    <w:p>
+      <w:pPr>
+        <w:spacing w:after="120" w:before="240"/>
+        <w:jc w:val="left"/>
+      </w:pPr>
+      <w:r>
+        <w:rPr>
+          <w:rFonts w:ascii="Calibri" w:hAnsi="Calibri" w:eastAsia="Calibri"/>
+          <w:b/>
+          <w:color w:val="095292"/>
+          <w:sz w:val="24"/>
+        </w:rPr>
+        <w:t>Entrega y sustentación (común a los cinco cursos)</w:t>
+      </w:r>
+    </w:p>
+    <w:p>
+      <w:pPr>
+        <w:pStyle w:val="ListBullet"/>
+        <w:spacing w:after="40"/>
+      </w:pPr>
+      <w:r>
+        <w:rPr>
+          <w:rFonts w:ascii="Calibri" w:hAnsi="Calibri" w:eastAsia="Calibri"/>
+          <w:b w:val="0"/>
+          <w:color w:val="2B2B2B"/>
+          <w:sz w:val="22"/>
+        </w:rPr>
+        <w:t>Plazo único en ExamLab: domingo 15 de noviembre de 2026, 11:59 p. m..</w:t>
+      </w:r>
+    </w:p>
+    <w:p>
+      <w:pPr>
+        <w:pStyle w:val="ListBullet"/>
+        <w:spacing w:after="40"/>
+      </w:pPr>
+      <w:r>
+        <w:rPr>
+          <w:rFonts w:ascii="Calibri" w:hAnsi="Calibri" w:eastAsia="Calibri"/>
+          <w:b w:val="0"/>
+          <w:color w:val="2B2B2B"/>
+          <w:sz w:val="22"/>
+        </w:rPr>
+        <w:t>Se sube un solo archivo .zip con todo —código, documentos, diagramas y capturas—; dentro puede ir cualquier tipo de archivo, y pesa como máximo 50 MB, y el enlace al repositorio de GitHub o a la carpeta de Drive del proyecto (obligatorio).</w:t>
+      </w:r>
+    </w:p>
+    <w:p>
+      <w:pPr>
+        <w:pStyle w:val="ListBullet"/>
+        <w:spacing w:after="40"/>
+      </w:pPr>
+      <w:r>
+        <w:rPr>
+          <w:rFonts w:ascii="Calibri" w:hAnsi="Calibri" w:eastAsia="Calibri"/>
+          <w:b w:val="0"/>
+          <w:color w:val="2B2B2B"/>
+          <w:sz w:val="22"/>
+        </w:rPr>
+        <w:t>Una sola entrega por estudiante, aunque haya equipo autorizado.</w:t>
+      </w:r>
+    </w:p>
+    <w:p>
+      <w:pPr>
+        <w:pStyle w:val="ListBullet"/>
+        <w:spacing w:after="40"/>
+      </w:pPr>
+      <w:r>
+        <w:rPr>
+          <w:rFonts w:ascii="Calibri" w:hAnsi="Calibri" w:eastAsia="Calibri"/>
+          <w:b w:val="0"/>
+          <w:color w:val="2B2B2B"/>
+          <w:sz w:val="22"/>
+        </w:rPr>
+        <w:t>Sustentación: miercoles 18/11 (mismo dia del Parcial 3), por Meet: 15 minutos de exposición + 5 minutos de preguntas (turno de 20 minutos).</w:t>
       </w:r>
     </w:p>
     <w:sectPr>

--- a/Programacion II/Kit docente/Proyecto Integrador/Guia Docente PI - Programacion II - 2026-2.docx
+++ b/Programacion II/Kit docente/Proyecto Integrador/Guia Docente PI - Programacion II - 2026-2.docx
@@ -524,7 +524,7 @@
                 <w:color w:val="2B2B2B"/>
                 <w:sz w:val="20"/>
               </w:rPr>
-              <w:t>Cierra la entrega en ExamLab (11:59 p. m.): un .zip + enlace por estudiante</w:t>
+              <w:t>Cierra la entrega en ExamLab (11:59 p. m.): cada integrante sube el .zip + enlace del equipo</w:t>
             </w:r>
           </w:p>
         </w:tc>
@@ -661,7 +661,7 @@
           <w:color w:val="2B2B2B"/>
           <w:sz w:val="22"/>
         </w:rPr>
-        <w:t>Si hubo equipo, que uno solo haya programado todo: por eso las preguntas al azar en la sustentacion.</w:t>
+        <w:t>Que uno solo del equipo haya programado todo: por eso las preguntas al azar a cualquier integrante en la sustentacion.</w:t>
       </w:r>
     </w:p>
     <w:p>
@@ -781,7 +781,7 @@
           <w:color w:val="2B2B2B"/>
           <w:sz w:val="22"/>
         </w:rPr>
-        <w:t>Una sola entrega por estudiante, aunque haya equipo autorizado.</w:t>
+        <w:t>En equipo de 4 a 5 integrantes (máximo 5). Cada integrante sube el .zip del equipo desde su cuenta: una entrega por estudiante.</w:t>
       </w:r>
     </w:p>
     <w:p>
@@ -796,7 +796,7 @@
           <w:color w:val="2B2B2B"/>
           <w:sz w:val="22"/>
         </w:rPr>
-        <w:t>Sustentación: miercoles 18/11 (mismo dia del Parcial 3), por Meet: 15 minutos de exposición + 5 minutos de preguntas (turno de 20 minutos).</w:t>
+        <w:t>Sustentación: miercoles 18/11 (mismo dia del Parcial 3), por Meet: 15 minutos de exposición + 5 minutos de preguntas por equipo (turno de 20 minutos); hablan todos los integrantes.</w:t>
       </w:r>
     </w:p>
     <w:sectPr>

--- a/Programacion II/Kit docente/Proyecto Integrador/Guia Docente PI - Programacion II - 2026-2.docx
+++ b/Programacion II/Kit docente/Proyecto Integrador/Guia Docente PI - Programacion II - 2026-2.docx
@@ -781,7 +781,7 @@
           <w:color w:val="2B2B2B"/>
           <w:sz w:val="22"/>
         </w:rPr>
-        <w:t>En equipo de 4 a 5 integrantes (máximo 5). Cada integrante sube el .zip del equipo desde su cuenta: una entrega por estudiante.</w:t>
+        <w:t>Proyecto en equipo de 4 a 5 integrantes (máximo 5); solo el proyecto, los demás entregables conservan su modalidad. Cada integrante sube el .zip del equipo desde su cuenta: una entrega por estudiante.</w:t>
       </w:r>
     </w:p>
     <w:p>

--- a/Programacion II/Kit docente/Proyecto Integrador/Guia Docente PI - Programacion II - 2026-2.docx
+++ b/Programacion II/Kit docente/Proyecto Integrador/Guia Docente PI - Programacion II - 2026-2.docx
@@ -676,7 +676,7 @@
           <w:color w:val="095292"/>
           <w:sz w:val="24"/>
         </w:rPr>
-        <w:t>Evidencias a pedir</w:t>
+        <w:t>Entrega y sustentacion</w:t>
       </w:r>
     </w:p>
     <w:p>
@@ -691,7 +691,7 @@
           <w:color w:val="2B2B2B"/>
           <w:sz w:val="22"/>
         </w:rPr>
-        <w:t>El .zip con el codigo fuente compilable Y el enlace al repositorio: los dos son obligatorios.</w:t>
+        <w:t>Plazo unico en ExamLab: domingo 15 de noviembre de 2026, 11:59 p. m.. Un solo archivo .zip —dentro puede ir cualquier tipo de archivo; maximo 50 MB—, y el repositorio de GitHub con el mismo codigo, o la carpeta de Drive del equipo (obligatorio).</w:t>
       </w:r>
     </w:p>
     <w:p>
@@ -706,7 +706,25 @@
           <w:color w:val="2B2B2B"/>
           <w:sz w:val="22"/>
         </w:rPr>
-        <w:t>Archivo .csv/.txt con datos de prueba.</w:t>
+        <w:t xml:space="preserve">Proyecto en equipo de 4 a 5 integrantes (maximo 5) —solo el proyecto: los demas entregables conservan su modalidad—. </w:t>
+      </w:r>
+      <w:r>
+        <w:rPr>
+          <w:rFonts w:ascii="Calibri" w:hAnsi="Calibri" w:eastAsia="Calibri"/>
+          <w:b/>
+          <w:color w:val="2B2B2B"/>
+          <w:sz w:val="22"/>
+        </w:rPr>
+        <w:t>Cada integrante sube la entrega del equipo</w:t>
+      </w:r>
+      <w:r>
+        <w:rPr>
+          <w:rFonts w:ascii="Calibri" w:hAnsi="Calibri" w:eastAsia="Calibri"/>
+          <w:b w:val="0"/>
+          <w:color w:val="2B2B2B"/>
+          <w:sz w:val="22"/>
+        </w:rPr>
+        <w:t xml:space="preserve"> desde su propia cuenta: el mismo .zip y el mismo enlace; una sola entrega por estudiante.</w:t>
       </w:r>
     </w:p>
     <w:p>
@@ -721,22 +739,7 @@
           <w:color w:val="2B2B2B"/>
           <w:sz w:val="22"/>
         </w:rPr>
-        <w:t>Captura de la aplicacion corriendo + manual breve.</w:t>
-      </w:r>
-    </w:p>
-    <w:p>
-      <w:pPr>
-        <w:spacing w:after="120" w:before="240"/>
-        <w:jc w:val="left"/>
-      </w:pPr>
-      <w:r>
-        <w:rPr>
-          <w:rFonts w:ascii="Calibri" w:hAnsi="Calibri" w:eastAsia="Calibri"/>
-          <w:b/>
-          <w:color w:val="095292"/>
-          <w:sz w:val="24"/>
-        </w:rPr>
-        <w:t>Entrega y sustentación (común a los cinco cursos)</w:t>
+        <w:t>Sustentacion: miercoles 18/11/2026, en la ultima clase (sesion 13, mismo dia del Parcial 3), por Meet: 15 minutos de exposicion + 5 minutos de preguntas por equipo (turno de 20 minutos); hablan todos los integrantes.</w:t>
       </w:r>
     </w:p>
     <w:p>
@@ -751,53 +754,189 @@
           <w:color w:val="2B2B2B"/>
           <w:sz w:val="22"/>
         </w:rPr>
-        <w:t>Plazo único en ExamLab: domingo 15 de noviembre de 2026, 11:59 p. m..</w:t>
+        <w:t>Lo que deben mostrar: la aplicacion corriendo en vivo: registrar una mascota, buscarla por su ID, escribir un dato invalido sin que se cierre, y cerrar y volver a abrir para mostrar que los datos siguen ahi.</w:t>
       </w:r>
     </w:p>
     <w:p>
       <w:pPr>
-        <w:pStyle w:val="ListBullet"/>
-        <w:spacing w:after="40"/>
+        <w:spacing w:after="80" w:before="160"/>
+        <w:jc w:val="left"/>
       </w:pPr>
       <w:r>
         <w:rPr>
           <w:rFonts w:ascii="Calibri" w:hAnsi="Calibri" w:eastAsia="Calibri"/>
-          <w:b w:val="0"/>
-          <w:color w:val="2B2B2B"/>
+          <w:b/>
+          <w:color w:val="269CCB"/>
           <w:sz w:val="22"/>
         </w:rPr>
-        <w:t>Se sube un solo archivo .zip con todo —código, documentos, diagramas y capturas—; dentro puede ir cualquier tipo de archivo, y pesa como máximo 50 MB, y el enlace al repositorio de GitHub o a la carpeta de Drive del proyecto (obligatorio).</w:t>
+        <w:t>Que revisar en el .zip</w:t>
       </w:r>
     </w:p>
+    <w:tbl>
+      <w:tblPr>
+        <w:tblStyle w:val="TableGrid"/>
+        <w:tblW w:type="auto" w:w="0"/>
+        <w:tblLayout w:type="fixed"/>
+        <w:tblLook w:firstColumn="1" w:firstRow="1" w:lastColumn="0" w:lastRow="0" w:noHBand="0" w:noVBand="1" w:val="04A0"/>
+      </w:tblPr>
+      <w:tblGrid>
+        <w:gridCol w:w="4896"/>
+        <w:gridCol w:w="4896"/>
+      </w:tblGrid>
+      <w:tr>
+        <w:tc>
+          <w:tcPr>
+            <w:tcW w:type="dxa" w:w="2448"/>
+            <w:shd w:val="clear" w:fill="095292"/>
+          </w:tcPr>
+          <w:p>
+            <w:r/>
+            <w:r>
+              <w:rPr>
+                <w:rFonts w:ascii="Calibri" w:hAnsi="Calibri" w:eastAsia="Calibri"/>
+                <w:b/>
+                <w:color w:val="FFFFFF"/>
+                <w:sz w:val="20"/>
+              </w:rPr>
+              <w:t>En el .zip</w:t>
+            </w:r>
+          </w:p>
+        </w:tc>
+        <w:tc>
+          <w:tcPr>
+            <w:tcW w:type="dxa" w:w="7344"/>
+            <w:shd w:val="clear" w:fill="095292"/>
+          </w:tcPr>
+          <w:p>
+            <w:r/>
+            <w:r>
+              <w:rPr>
+                <w:rFonts w:ascii="Calibri" w:hAnsi="Calibri" w:eastAsia="Calibri"/>
+                <w:b/>
+                <w:color w:val="FFFFFF"/>
+                <w:sz w:val="20"/>
+              </w:rPr>
+              <w:t>Que debe traer</w:t>
+            </w:r>
+          </w:p>
+        </w:tc>
+      </w:tr>
+      <w:tr>
+        <w:tc>
+          <w:tcPr>
+            <w:tcW w:type="dxa" w:w="2448"/>
+          </w:tcPr>
+          <w:p>
+            <w:r/>
+            <w:r>
+              <w:rPr>
+                <w:rFonts w:ascii="Calibri" w:hAnsi="Calibri" w:eastAsia="Calibri"/>
+                <w:b w:val="0"/>
+                <w:color w:val="2B2B2B"/>
+                <w:sz w:val="20"/>
+              </w:rPr>
+              <w:t>proyecto/</w:t>
+            </w:r>
+          </w:p>
+        </w:tc>
+        <w:tc>
+          <w:tcPr>
+            <w:tcW w:type="dxa" w:w="7344"/>
+          </w:tcPr>
+          <w:p>
+            <w:r/>
+            <w:r>
+              <w:rPr>
+                <w:rFonts w:ascii="Calibri" w:hAnsi="Calibri" w:eastAsia="Calibri"/>
+                <w:b w:val="0"/>
+                <w:color w:val="2B2B2B"/>
+                <w:sz w:val="20"/>
+              </w:rPr>
+              <w:t>El proyecto Java completo: la carpeta src con todos los .java, listo para compilar y ejecutar. Sin carpetas de compilacion (bin, out, target): pesan y no se califican.</w:t>
+            </w:r>
+          </w:p>
+        </w:tc>
+      </w:tr>
+      <w:tr>
+        <w:tc>
+          <w:tcPr>
+            <w:tcW w:type="dxa" w:w="2448"/>
+            <w:shd w:val="clear" w:fill="F2F2F2"/>
+          </w:tcPr>
+          <w:p>
+            <w:r/>
+            <w:r>
+              <w:rPr>
+                <w:rFonts w:ascii="Calibri" w:hAnsi="Calibri" w:eastAsia="Calibri"/>
+                <w:b w:val="0"/>
+                <w:color w:val="2B2B2B"/>
+                <w:sz w:val="20"/>
+              </w:rPr>
+              <w:t>datos/</w:t>
+            </w:r>
+          </w:p>
+        </w:tc>
+        <w:tc>
+          <w:tcPr>
+            <w:tcW w:type="dxa" w:w="7344"/>
+            <w:shd w:val="clear" w:fill="F2F2F2"/>
+          </w:tcPr>
+          <w:p>
+            <w:r/>
+            <w:r>
+              <w:rPr>
+                <w:rFonts w:ascii="Calibri" w:hAnsi="Calibri" w:eastAsia="Calibri"/>
+                <w:b w:val="0"/>
+                <w:color w:val="2B2B2B"/>
+                <w:sz w:val="20"/>
+              </w:rPr>
+              <w:t>El archivo .csv o .txt con registros de prueba: el mismo que la aplicacion lee al arrancar.</w:t>
+            </w:r>
+          </w:p>
+        </w:tc>
+      </w:tr>
+      <w:tr>
+        <w:tc>
+          <w:tcPr>
+            <w:tcW w:type="dxa" w:w="2448"/>
+          </w:tcPr>
+          <w:p>
+            <w:r/>
+            <w:r>
+              <w:rPr>
+                <w:rFonts w:ascii="Calibri" w:hAnsi="Calibri" w:eastAsia="Calibri"/>
+                <w:b w:val="0"/>
+                <w:color w:val="2B2B2B"/>
+                <w:sz w:val="20"/>
+              </w:rPr>
+              <w:t>Manual de usuario</w:t>
+            </w:r>
+          </w:p>
+        </w:tc>
+        <w:tc>
+          <w:tcPr>
+            <w:tcW w:type="dxa" w:w="7344"/>
+          </w:tcPr>
+          <w:p>
+            <w:r/>
+            <w:r>
+              <w:rPr>
+                <w:rFonts w:ascii="Calibri" w:hAnsi="Calibri" w:eastAsia="Calibri"/>
+                <w:b w:val="0"/>
+                <w:color w:val="2B2B2B"/>
+                <w:sz w:val="20"/>
+              </w:rPr>
+              <w:t>PDF de 1 a 2 paginas con capturas de la interfaz.</w:t>
+            </w:r>
+          </w:p>
+        </w:tc>
+      </w:tr>
+    </w:tbl>
     <w:p>
       <w:pPr>
-        <w:pStyle w:val="ListBullet"/>
-        <w:spacing w:after="40"/>
+        <w:spacing w:after="80" w:before="0"/>
+        <w:jc w:val="left"/>
       </w:pPr>
-      <w:r>
-        <w:rPr>
-          <w:rFonts w:ascii="Calibri" w:hAnsi="Calibri" w:eastAsia="Calibri"/>
-          <w:b w:val="0"/>
-          <w:color w:val="2B2B2B"/>
-          <w:sz w:val="22"/>
-        </w:rPr>
-        <w:t>Proyecto en equipo de 4 a 5 integrantes (máximo 5); solo el proyecto, los demás entregables conservan su modalidad. Cada integrante sube el .zip del equipo desde su cuenta: una entrega por estudiante.</w:t>
-      </w:r>
-    </w:p>
-    <w:p>
-      <w:pPr>
-        <w:pStyle w:val="ListBullet"/>
-        <w:spacing w:after="40"/>
-      </w:pPr>
-      <w:r>
-        <w:rPr>
-          <w:rFonts w:ascii="Calibri" w:hAnsi="Calibri" w:eastAsia="Calibri"/>
-          <w:b w:val="0"/>
-          <w:color w:val="2B2B2B"/>
-          <w:sz w:val="22"/>
-        </w:rPr>
-        <w:t>Sustentación: miercoles 18/11 (mismo dia del Parcial 3), por Meet: 15 minutos de exposición + 5 minutos de preguntas por equipo (turno de 20 minutos); hablan todos los integrantes.</w:t>
-      </w:r>
     </w:p>
     <w:sectPr>
       <w:pgSz w:w="12240" w:h="15840"/>

--- a/Programacion II/Kit docente/Proyecto Integrador/Guia Docente PI - Programacion II - 2026-2.docx
+++ b/Programacion II/Kit docente/Proyecto Integrador/Guia Docente PI - Programacion II - 2026-2.docx
@@ -691,7 +691,7 @@
           <w:color w:val="2B2B2B"/>
           <w:sz w:val="22"/>
         </w:rPr>
-        <w:t>Plazo unico en ExamLab: domingo 15 de noviembre de 2026, 11:59 p. m.. Un solo archivo .zip —dentro puede ir cualquier tipo de archivo; maximo 50 MB—, y el repositorio de GitHub con el mismo codigo, o la carpeta de Drive del equipo (obligatorio).</w:t>
+        <w:t>Plazo unico en ExamLab: domingo 15 de noviembre de 2026, 11:59 p. m.. Un solo archivo .zip —dentro puede ir cualquier tipo de archivo; maximo 50 MB—, y el repositorio de GitHub con el mismo codigo, o la carpeta de Drive del equipo (obligatorio). Los estudiantes tienen la carpeta «Plantilla de entrega» con la forma exacta del .zip.</w:t>
       </w:r>
     </w:p>
     <w:p>
@@ -739,7 +739,7 @@
           <w:color w:val="2B2B2B"/>
           <w:sz w:val="22"/>
         </w:rPr>
-        <w:t>Sustentacion: miercoles 18/11/2026, en la ultima clase (sesion 13, mismo dia del Parcial 3), por Meet: 15 minutos de exposicion + 5 minutos de preguntas por equipo (turno de 20 minutos); hablan todos los integrantes.</w:t>
+        <w:t>Sustentacion: miercoles 18/11/2026, en la ultima clase (mismo dia del Parcial 3), por Meet: 15 minutos de exposicion + 5 minutos de preguntas por equipo (turno de 20 minutos); hablan todos los integrantes.</w:t>
       </w:r>
     </w:p>
     <w:p>
@@ -786,7 +786,7 @@
       <w:tr>
         <w:tc>
           <w:tcPr>
-            <w:tcW w:type="dxa" w:w="2448"/>
+            <w:tcW w:type="dxa" w:w="2736"/>
             <w:shd w:val="clear" w:fill="095292"/>
           </w:tcPr>
           <w:p>
@@ -798,13 +798,13 @@
                 <w:color w:val="FFFFFF"/>
                 <w:sz w:val="20"/>
               </w:rPr>
-              <w:t>En el .zip</w:t>
+              <w:t>Pieza</w:t>
             </w:r>
           </w:p>
         </w:tc>
         <w:tc>
           <w:tcPr>
-            <w:tcW w:type="dxa" w:w="7344"/>
+            <w:tcW w:type="dxa" w:w="7056"/>
             <w:shd w:val="clear" w:fill="095292"/>
           </w:tcPr>
           <w:p>
@@ -824,7 +824,7 @@
       <w:tr>
         <w:tc>
           <w:tcPr>
-            <w:tcW w:type="dxa" w:w="2448"/>
+            <w:tcW w:type="dxa" w:w="2736"/>
           </w:tcPr>
           <w:p>
             <w:r/>
@@ -835,13 +835,13 @@
                 <w:color w:val="2B2B2B"/>
                 <w:sz w:val="20"/>
               </w:rPr>
-              <w:t>proyecto/</w:t>
+              <w:t>LEEME.txt</w:t>
             </w:r>
           </w:p>
         </w:tc>
         <w:tc>
           <w:tcPr>
-            <w:tcW w:type="dxa" w:w="7344"/>
+            <w:tcW w:type="dxa" w:w="7056"/>
           </w:tcPr>
           <w:p>
             <w:r/>
@@ -852,7 +852,7 @@
                 <w:color w:val="2B2B2B"/>
                 <w:sz w:val="20"/>
               </w:rPr>
-              <w:t>El proyecto Java completo: la carpeta src con todos los .java, listo para compilar y ejecutar. Sin carpetas de compilacion (bin, out, target): pesan y no se califican.</w:t>
+              <w:t>Nombre del equipo, integrantes, caso de matricula (A o B) y los pasos para compilar y ejecutar.</w:t>
             </w:r>
           </w:p>
         </w:tc>
@@ -860,8 +860,45 @@
       <w:tr>
         <w:tc>
           <w:tcPr>
-            <w:tcW w:type="dxa" w:w="2448"/>
+            <w:tcW w:type="dxa" w:w="2736"/>
             <w:shd w:val="clear" w:fill="F2F2F2"/>
+          </w:tcPr>
+          <w:p>
+            <w:r/>
+            <w:r>
+              <w:rPr>
+                <w:rFonts w:ascii="Calibri" w:hAnsi="Calibri" w:eastAsia="Calibri"/>
+                <w:b w:val="0"/>
+                <w:color w:val="2B2B2B"/>
+                <w:sz w:val="20"/>
+              </w:rPr>
+              <w:t>proyecto/src/</w:t>
+            </w:r>
+          </w:p>
+        </w:tc>
+        <w:tc>
+          <w:tcPr>
+            <w:tcW w:type="dxa" w:w="7056"/>
+            <w:shd w:val="clear" w:fill="F2F2F2"/>
+          </w:tcPr>
+          <w:p>
+            <w:r/>
+            <w:r>
+              <w:rPr>
+                <w:rFonts w:ascii="Calibri" w:hAnsi="Calibri" w:eastAsia="Calibri"/>
+                <w:b w:val="0"/>
+                <w:color w:val="2B2B2B"/>
+                <w:sz w:val="20"/>
+              </w:rPr>
+              <w:t>La aplicacion completa y que compila: clases del dominio, colecciones, ventanas, manejo de errores y lectura y escritura del archivo de datos. Sin carpetas de compilacion (bin, out, target).</w:t>
+            </w:r>
+          </w:p>
+        </w:tc>
+      </w:tr>
+      <w:tr>
+        <w:tc>
+          <w:tcPr>
+            <w:tcW w:type="dxa" w:w="2736"/>
           </w:tcPr>
           <w:p>
             <w:r/>
@@ -878,7 +915,26 @@
         </w:tc>
         <w:tc>
           <w:tcPr>
-            <w:tcW w:type="dxa" w:w="7344"/>
+            <w:tcW w:type="dxa" w:w="7056"/>
+          </w:tcPr>
+          <w:p>
+            <w:r/>
+            <w:r>
+              <w:rPr>
+                <w:rFonts w:ascii="Calibri" w:hAnsi="Calibri" w:eastAsia="Calibri"/>
+                <w:b w:val="0"/>
+                <w:color w:val="2B2B2B"/>
+                <w:sz w:val="20"/>
+              </w:rPr>
+              <w:t>El archivo que la aplicacion lee al arrancar y en el que guarda, con registros de prueba inventados.</w:t>
+            </w:r>
+          </w:p>
+        </w:tc>
+      </w:tr>
+      <w:tr>
+        <w:tc>
+          <w:tcPr>
+            <w:tcW w:type="dxa" w:w="2736"/>
             <w:shd w:val="clear" w:fill="F2F2F2"/>
           </w:tcPr>
           <w:p>
@@ -890,15 +946,14 @@
                 <w:color w:val="2B2B2B"/>
                 <w:sz w:val="20"/>
               </w:rPr>
-              <w:t>El archivo .csv o .txt con registros de prueba: el mismo que la aplicacion lee al arrancar.</w:t>
+              <w:t>Manual de usuario.docx</w:t>
             </w:r>
           </w:p>
         </w:tc>
-      </w:tr>
-      <w:tr>
         <w:tc>
           <w:tcPr>
-            <w:tcW w:type="dxa" w:w="2448"/>
+            <w:tcW w:type="dxa" w:w="7056"/>
+            <w:shd w:val="clear" w:fill="F2F2F2"/>
           </w:tcPr>
           <w:p>
             <w:r/>
@@ -909,24 +964,7 @@
                 <w:color w:val="2B2B2B"/>
                 <w:sz w:val="20"/>
               </w:rPr>
-              <w:t>Manual de usuario</w:t>
-            </w:r>
-          </w:p>
-        </w:tc>
-        <w:tc>
-          <w:tcPr>
-            <w:tcW w:type="dxa" w:w="7344"/>
-          </w:tcPr>
-          <w:p>
-            <w:r/>
-            <w:r>
-              <w:rPr>
-                <w:rFonts w:ascii="Calibri" w:hAnsi="Calibri" w:eastAsia="Calibri"/>
-                <w:b w:val="0"/>
-                <w:color w:val="2B2B2B"/>
-                <w:sz w:val="20"/>
-              </w:rPr>
-              <w:t>PDF de 1 a 2 paginas con capturas de la interfaz.</w:t>
+              <w:t>1 a 2 paginas con capturas, en el orden de la plantilla: registrar, agendar, buscar, ver el historial y que pasa con un dato mal escrito.</w:t>
             </w:r>
           </w:p>
         </w:tc>
